--- a/_site/all_combined_data.docx
+++ b/_site/all_combined_data.docx
@@ -916,7 +916,7 @@
       </w:tr>
     </w:tbl>
     <w:bookmarkEnd w:id="31"/>
-    <w:bookmarkStart w:id="35" w:name="bubble-plot-of-the-observers"/>
+    <w:bookmarkStart w:id="38" w:name="bubble-plot-of-the-observers"/>
     <w:p>
       <w:pPr>
         <w:pStyle w:val="Heading2"/>
@@ -960,6 +960,17 @@
       </w:r>
       <w:r>
         <w:t xml:space="preserve">hover name is the alias, and text is the alias.</w:t>
+      </w:r>
+    </w:p>
+    <w:p>
+      <w:pPr>
+        <w:pStyle w:val="SourceCode"/>
+      </w:pPr>
+      <w:r>
+        <w:rPr>
+          <w:rStyle w:val="VerbatimChar"/>
+        </w:rPr>
+        <w:t xml:space="preserve">✅ Saved static snapshot to /Users/kalugoduc/projects/report-farsun-github/report-farsun/figures/observer_bubble.png</w:t>
       </w:r>
     </w:p>
     <w:tbl>
@@ -1091,8 +1102,55 @@
         </w:tc>
       </w:tr>
     </w:tbl>
-    <w:bookmarkEnd w:id="35"/>
-    <w:bookmarkStart w:id="37" w:name="animated-bubble-plot-of-the-observers"/>
+    <w:p>
+      <w:pPr>
+        <w:pStyle w:val="BodyText"/>
+      </w:pPr>
+      <w:r>
+        <w:drawing>
+          <wp:inline>
+            <wp:extent cx="4267200" cy="3200400"/>
+            <wp:effectExtent b="0" l="0" r="0" t="0"/>
+            <wp:docPr descr="" title="" id="36" name="Picture"/>
+            <a:graphic>
+              <a:graphicData uri="http://schemas.openxmlformats.org/drawingml/2006/picture">
+                <pic:pic>
+                  <pic:nvPicPr>
+                    <pic:cNvPr descr="./figures/observer_bubble.png" id="37" name="Picture"/>
+                    <pic:cNvPicPr>
+                      <a:picLocks noChangeArrowheads="1" noChangeAspect="1"/>
+                    </pic:cNvPicPr>
+                  </pic:nvPicPr>
+                  <pic:blipFill>
+                    <a:blip r:embed="rId35"/>
+                    <a:stretch>
+                      <a:fillRect/>
+                    </a:stretch>
+                  </pic:blipFill>
+                  <pic:spPr bwMode="auto">
+                    <a:xfrm>
+                      <a:off x="0" y="0"/>
+                      <a:ext cx="4267200" cy="3200400"/>
+                    </a:xfrm>
+                    <a:prstGeom prst="rect">
+                      <a:avLst/>
+                    </a:prstGeom>
+                    <a:noFill/>
+                    <a:ln w="9525">
+                      <a:noFill/>
+                      <a:headEnd/>
+                      <a:tailEnd/>
+                    </a:ln>
+                  </pic:spPr>
+                </pic:pic>
+              </a:graphicData>
+            </a:graphic>
+          </wp:inline>
+        </w:drawing>
+      </w:r>
+    </w:p>
+    <w:bookmarkEnd w:id="38"/>
+    <w:bookmarkStart w:id="40" w:name="animated-bubble-plot-of-the-observers"/>
     <w:p>
       <w:pPr>
         <w:pStyle w:val="Heading2"/>
@@ -1150,7 +1208,7 @@
       <w:tr>
         <w:tc>
           <w:tcPr/>
-          <w:bookmarkStart w:id="36" w:name="Xe2c2def6337bbd5be27f29b0162928ffad5a2cc"/>
+          <w:bookmarkStart w:id="39" w:name="Xe2c2def6337bbd5be27f29b0162928ffad5a2cc"/>
           <w:p>
             <w:pPr>
               <w:pStyle w:val="SourceCode"/>
@@ -1176,11 +1234,11 @@
               <w:t xml:space="preserve">Figure 3: Animated bubble plot showing all observers in all combined data.</w:t>
             </w:r>
           </w:p>
-          <w:bookmarkEnd w:id="36"/>
+          <w:bookmarkEnd w:id="39"/>
         </w:tc>
       </w:tr>
     </w:tbl>
-    <w:bookmarkEnd w:id="37"/>
+    <w:bookmarkEnd w:id="40"/>
     <w:sectPr>
       <w:footnotePr>
         <w:numRestart w:val="eachSect"/>

--- a/_site/all_combined_data.docx
+++ b/_site/all_combined_data.docx
@@ -916,7 +916,7 @@
       </w:tr>
     </w:tbl>
     <w:bookmarkEnd w:id="31"/>
-    <w:bookmarkStart w:id="38" w:name="bubble-plot-of-the-observers"/>
+    <w:bookmarkStart w:id="35" w:name="bubble-plot-of-the-observers"/>
     <w:p>
       <w:pPr>
         <w:pStyle w:val="Heading2"/>
@@ -970,7 +970,7 @@
         <w:rPr>
           <w:rStyle w:val="VerbatimChar"/>
         </w:rPr>
-        <w:t xml:space="preserve">✅ Saved static snapshot to /Users/kalugoduc/projects/report-farsun-github/report-farsun/figures/observer_bubble.png</w:t>
+        <w:t xml:space="preserve">✅ Saved static snapshot to /Users/kalugoduc/projects/report-farsun/figures/observer_bubble_1.png</w:t>
       </w:r>
     </w:p>
     <w:tbl>
@@ -1102,55 +1102,8 @@
         </w:tc>
       </w:tr>
     </w:tbl>
-    <w:p>
-      <w:pPr>
-        <w:pStyle w:val="BodyText"/>
-      </w:pPr>
-      <w:r>
-        <w:drawing>
-          <wp:inline>
-            <wp:extent cx="4267200" cy="3200400"/>
-            <wp:effectExtent b="0" l="0" r="0" t="0"/>
-            <wp:docPr descr="" title="" id="36" name="Picture"/>
-            <a:graphic>
-              <a:graphicData uri="http://schemas.openxmlformats.org/drawingml/2006/picture">
-                <pic:pic>
-                  <pic:nvPicPr>
-                    <pic:cNvPr descr="./figures/observer_bubble.png" id="37" name="Picture"/>
-                    <pic:cNvPicPr>
-                      <a:picLocks noChangeArrowheads="1" noChangeAspect="1"/>
-                    </pic:cNvPicPr>
-                  </pic:nvPicPr>
-                  <pic:blipFill>
-                    <a:blip r:embed="rId35"/>
-                    <a:stretch>
-                      <a:fillRect/>
-                    </a:stretch>
-                  </pic:blipFill>
-                  <pic:spPr bwMode="auto">
-                    <a:xfrm>
-                      <a:off x="0" y="0"/>
-                      <a:ext cx="4267200" cy="3200400"/>
-                    </a:xfrm>
-                    <a:prstGeom prst="rect">
-                      <a:avLst/>
-                    </a:prstGeom>
-                    <a:noFill/>
-                    <a:ln w="9525">
-                      <a:noFill/>
-                      <a:headEnd/>
-                      <a:tailEnd/>
-                    </a:ln>
-                  </pic:spPr>
-                </pic:pic>
-              </a:graphicData>
-            </a:graphic>
-          </wp:inline>
-        </w:drawing>
-      </w:r>
-    </w:p>
-    <w:bookmarkEnd w:id="38"/>
-    <w:bookmarkStart w:id="40" w:name="animated-bubble-plot-of-the-observers"/>
+    <w:bookmarkEnd w:id="35"/>
+    <w:bookmarkStart w:id="37" w:name="animated-bubble-plot-of-the-observers"/>
     <w:p>
       <w:pPr>
         <w:pStyle w:val="Heading2"/>
@@ -1208,7 +1161,7 @@
       <w:tr>
         <w:tc>
           <w:tcPr/>
-          <w:bookmarkStart w:id="39" w:name="Xe2c2def6337bbd5be27f29b0162928ffad5a2cc"/>
+          <w:bookmarkStart w:id="36" w:name="Xe2c2def6337bbd5be27f29b0162928ffad5a2cc"/>
           <w:p>
             <w:pPr>
               <w:pStyle w:val="SourceCode"/>
@@ -1234,11 +1187,11 @@
               <w:t xml:space="preserve">Figure 3: Animated bubble plot showing all observers in all combined data.</w:t>
             </w:r>
           </w:p>
-          <w:bookmarkEnd w:id="39"/>
+          <w:bookmarkEnd w:id="36"/>
         </w:tc>
       </w:tr>
     </w:tbl>
-    <w:bookmarkEnd w:id="40"/>
+    <w:bookmarkEnd w:id="37"/>
     <w:sectPr>
       <w:footnotePr>
         <w:numRestart w:val="eachSect"/>

--- a/_site/all_combined_data.docx
+++ b/_site/all_combined_data.docx
@@ -39,10 +39,10 @@
     <w:bookmarkStart w:id="22" w:name="introduction"/>
     <w:p>
       <w:pPr>
-        <w:pStyle w:val="Heading2"/>
-      </w:pPr>
-      <w:r>
-        <w:t xml:space="preserve">1 Introduction</w:t>
+        <w:pStyle w:val="Heading1"/>
+      </w:pPr>
+      <w:r>
+        <w:t xml:space="preserve">1. Introduction</w:t>
       </w:r>
     </w:p>
     <w:p>
@@ -85,10 +85,10 @@
     <w:bookmarkStart w:id="25" w:name="modifications-in-mittheilungen-data"/>
     <w:p>
       <w:pPr>
-        <w:pStyle w:val="Heading2"/>
-      </w:pPr>
-      <w:r>
-        <w:t xml:space="preserve">2 Modifications in Mittheilungen Data</w:t>
+        <w:pStyle w:val="Heading1"/>
+      </w:pPr>
+      <w:r>
+        <w:t xml:space="preserve">2. Modifications in Mittheilungen Data</w:t>
       </w:r>
     </w:p>
     <w:p>
@@ -100,7 +100,13 @@
         </w:numPr>
       </w:pPr>
       <w:r>
-        <w:t xml:space="preserve">Merged dataset with SNV1 data (before grouping).</w:t>
+        <w:t xml:space="preserve">Merged dataset with S</w:t>
+      </w:r>
+      <w:r>
+        <w:t xml:space="preserve">N</w:t>
+      </w:r>
+      <w:r>
+        <w:t xml:space="preserve">V1 data (before grouping).</w:t>
       </w:r>
     </w:p>
     <w:p>
@@ -698,13 +704,13 @@
       </w:tr>
     </w:tbl>
     <w:bookmarkEnd w:id="25"/>
-    <w:bookmarkStart w:id="26" w:name="all-combined-data"/>
+    <w:bookmarkStart w:id="37" w:name="all-combined-data"/>
     <w:p>
       <w:pPr>
-        <w:pStyle w:val="Heading2"/>
-      </w:pPr>
-      <w:r>
-        <w:t xml:space="preserve">3 All Combined Data</w:t>
+        <w:pStyle w:val="Heading1"/>
+      </w:pPr>
+      <w:r>
+        <w:t xml:space="preserve">3. All Combined Data</w:t>
       </w:r>
     </w:p>
     <w:p>
@@ -789,14 +795,13 @@
         <w:t xml:space="preserve">Number of observers by ALIAS: 125</w:t>
       </w:r>
     </w:p>
-    <w:bookmarkEnd w:id="26"/>
-    <w:bookmarkStart w:id="31" w:name="timeline-of-the-observers"/>
+    <w:bookmarkStart w:id="30" w:name="timeline-of-the-observers"/>
     <w:p>
       <w:pPr>
         <w:pStyle w:val="Heading2"/>
       </w:pPr>
       <w:r>
-        <w:t xml:space="preserve">4 Timeline of the observers</w:t>
+        <w:t xml:space="preserve">3.1 Timeline of the observers</w:t>
       </w:r>
     </w:p>
     <w:p>
@@ -849,7 +854,7 @@
       <w:tr>
         <w:tc>
           <w:tcPr/>
-          <w:bookmarkStart w:id="30" w:name="fig-plot_observer_timeline_all_combined"/>
+          <w:bookmarkStart w:id="29" w:name="fig-plot_observer_timeline_all_combined"/>
           <w:p>
             <w:pPr>
               <w:pStyle w:val="Compact"/>
@@ -860,18 +865,18 @@
                 <wp:inline>
                   <wp:extent cx="5334000" cy="13390951"/>
                   <wp:effectExtent b="0" l="0" r="0" t="0"/>
-                  <wp:docPr descr="" title="" id="28" name="Picture"/>
+                  <wp:docPr descr="" title="" id="27" name="Picture"/>
                   <a:graphic>
                     <a:graphicData uri="http://schemas.openxmlformats.org/drawingml/2006/picture">
                       <pic:pic>
                         <pic:nvPicPr>
-                          <pic:cNvPr descr="all_combined_data_files/figure-docx/fig-plot_observer_timeline_all_combined-output-1.png" id="29" name="Picture"/>
+                          <pic:cNvPr descr="all_combined_data_files/figure-docx/fig-plot_observer_timeline_all_combined-output-1.png" id="28" name="Picture"/>
                           <pic:cNvPicPr>
                             <a:picLocks noChangeArrowheads="1" noChangeAspect="1"/>
                           </pic:cNvPicPr>
                         </pic:nvPicPr>
                         <pic:blipFill>
-                          <a:blip r:embed="rId27"/>
+                          <a:blip r:embed="rId26"/>
                           <a:stretch>
                             <a:fillRect/>
                           </a:stretch>
@@ -911,18 +916,18 @@
               <w:t xml:space="preserve">Figure 1: Plot showing actual observation days for all observers in the cobined data</w:t>
             </w:r>
           </w:p>
-          <w:bookmarkEnd w:id="30"/>
+          <w:bookmarkEnd w:id="29"/>
         </w:tc>
       </w:tr>
     </w:tbl>
-    <w:bookmarkEnd w:id="31"/>
-    <w:bookmarkStart w:id="35" w:name="bubble-plot-of-the-observers"/>
+    <w:bookmarkEnd w:id="30"/>
+    <w:bookmarkStart w:id="34" w:name="bubble-plot-of-the-observers"/>
     <w:p>
       <w:pPr>
         <w:pStyle w:val="Heading2"/>
       </w:pPr>
       <w:r>
-        <w:t xml:space="preserve">5 Bubble plot of the observers</w:t>
+        <w:t xml:space="preserve">3.2 Bubble plot of the observers</w:t>
       </w:r>
     </w:p>
     <w:p>
@@ -986,7 +991,7 @@
       <w:tr>
         <w:tc>
           <w:tcPr/>
-          <w:bookmarkStart w:id="34" w:name="fig-plot_observer_bubble_all_combined"/>
+          <w:bookmarkStart w:id="33" w:name="fig-plot_observer_bubble_all_combined"/>
           <w:tbl>
             <w:tblPr>
               <w:tblStyle w:val="Table"/>
@@ -1000,7 +1005,7 @@
             <w:tr>
               <w:tc>
                 <w:tcPr/>
-                <w:bookmarkStart w:id="32" w:name="fig-plot_observer_bubble_all_combined-1"/>
+                <w:bookmarkStart w:id="31" w:name="fig-plot_observer_bubble_all_combined-1"/>
                 <w:p>
                   <w:pPr>
                     <w:pStyle w:val="SourceCode"/>
@@ -1028,7 +1033,7 @@
                     <w:t xml:space="preserve">(a) Bubble plot showing all observers in all combined data</w:t>
                   </w:r>
                 </w:p>
-                <w:bookmarkEnd w:id="32"/>
+                <w:bookmarkEnd w:id="31"/>
               </w:tc>
             </w:tr>
           </w:tbl>
@@ -1053,7 +1058,7 @@
             <w:tr>
               <w:tc>
                 <w:tcPr/>
-                <w:bookmarkStart w:id="33" w:name="fig-plot_observer_bubble_all_combined-2"/>
+                <w:bookmarkStart w:id="32" w:name="fig-plot_observer_bubble_all_combined-2"/>
                 <w:p>
                   <w:pPr>
                     <w:pStyle w:val="SourceCode"/>
@@ -1081,7 +1086,7 @@
                     <w:t xml:space="preserve">(b)</w:t>
                   </w:r>
                 </w:p>
-                <w:bookmarkEnd w:id="33"/>
+                <w:bookmarkEnd w:id="32"/>
               </w:tc>
             </w:tr>
           </w:tbl>
@@ -1098,18 +1103,18 @@
               <w:t xml:space="preserve">Figure 2</w:t>
             </w:r>
           </w:p>
-          <w:bookmarkEnd w:id="34"/>
+          <w:bookmarkEnd w:id="33"/>
         </w:tc>
       </w:tr>
     </w:tbl>
-    <w:bookmarkEnd w:id="35"/>
-    <w:bookmarkStart w:id="37" w:name="animated-bubble-plot-of-the-observers"/>
+    <w:bookmarkEnd w:id="34"/>
+    <w:bookmarkStart w:id="36" w:name="animated-bubble-plot-of-the-observers"/>
     <w:p>
       <w:pPr>
         <w:pStyle w:val="Heading2"/>
       </w:pPr>
       <w:r>
-        <w:t xml:space="preserve">6 Animated bubble plot of the observers</w:t>
+        <w:t xml:space="preserve">3.3 Animated bubble plot of the observers</w:t>
       </w:r>
     </w:p>
     <w:p>
@@ -1161,7 +1166,7 @@
       <w:tr>
         <w:tc>
           <w:tcPr/>
-          <w:bookmarkStart w:id="36" w:name="Xe2c2def6337bbd5be27f29b0162928ffad5a2cc"/>
+          <w:bookmarkStart w:id="35" w:name="Xe2c2def6337bbd5be27f29b0162928ffad5a2cc"/>
           <w:p>
             <w:pPr>
               <w:pStyle w:val="SourceCode"/>
@@ -1187,10 +1192,11 @@
               <w:t xml:space="preserve">Figure 3: Animated bubble plot showing all observers in all combined data.</w:t>
             </w:r>
           </w:p>
-          <w:bookmarkEnd w:id="36"/>
+          <w:bookmarkEnd w:id="35"/>
         </w:tc>
       </w:tr>
     </w:tbl>
+    <w:bookmarkEnd w:id="36"/>
     <w:bookmarkEnd w:id="37"/>
     <w:sectPr>
       <w:footnotePr>
